--- a/aura-documents/output/word/06-hr-templates/05-onboarding-and-training-plan.docx
+++ b/aura-documents/output/word/06-hr-templates/05-onboarding-and-training-plan.docx
@@ -30,7 +30,7 @@
           <w:color w:val="7A6753"/>
           <w:sz w:val="16"/>
         </w:rPr>
-        <w:t xml:space="preserve">Document No. AUR-HR-05 · Version 0.1 (Draft) · Owner: Lead Host / Operations Lead · Effective: </w:t>
+        <w:t xml:space="preserve">Document No. AUR-HR-05 · Version 0.2 (Draft) · Owner: Lead Host / Operations Lead · Effective: </w:t>
       </w:r>
       <w:r>
         <w:rPr>
@@ -559,7 +559,7 @@
                 <w:color w:val="4A3A2C"/>
                 <w:sz w:val="17"/>
               </w:rPr>
-              <w:t>DHA licence verified (clinical roles)</w:t>
+              <w:t>Practitioner certificates verified (Healer and facilitator roles)</w:t>
             </w:r>
           </w:p>
         </w:tc>
@@ -580,7 +580,7 @@
                 <w:color w:val="4A3A2C"/>
                 <w:sz w:val="17"/>
               </w:rPr>
-              <w:t>Clinical Lead / Admin</w:t>
+              <w:t>General Manager / Admin</w:t>
             </w:r>
           </w:p>
         </w:tc>
@@ -727,7 +727,7 @@
                 <w:color w:val="4A3A2C"/>
                 <w:sz w:val="17"/>
               </w:rPr>
-              <w:t>Booking system and email accounts created</w:t>
+              <w:t>Added to the WhatsApp booking line and lead-response rota</w:t>
             </w:r>
           </w:p>
         </w:tc>
@@ -812,7 +812,7 @@
                 <w:color w:val="4A3A2C"/>
                 <w:sz w:val="17"/>
               </w:rPr>
-              <w:t>Locker and keys or access card assigned</w:t>
+              <w:t>Booking system and email accounts created</w:t>
             </w:r>
           </w:p>
         </w:tc>
@@ -832,7 +832,7 @@
                 <w:color w:val="4A3A2C"/>
                 <w:sz w:val="17"/>
               </w:rPr>
-              <w:t>Lead Host</w:t>
+              <w:t>General Manager</w:t>
             </w:r>
           </w:p>
         </w:tc>
@@ -895,7 +895,7 @@
                 <w:color w:val="4A3A2C"/>
                 <w:sz w:val="17"/>
               </w:rPr>
-              <w:t>Buddy assigned; first two weeks' rota published</w:t>
+              <w:t>Locker and keys or access card assigned</w:t>
             </w:r>
           </w:p>
         </w:tc>
@@ -980,7 +980,7 @@
                 <w:color w:val="4A3A2C"/>
                 <w:sz w:val="17"/>
               </w:rPr>
-              <w:t>Elevé Health training dates booked</w:t>
+              <w:t>Buddy assigned; first two weeks' rota published</w:t>
             </w:r>
           </w:p>
         </w:tc>
@@ -1063,7 +1063,7 @@
                 <w:color w:val="4A3A2C"/>
                 <w:sz w:val="17"/>
               </w:rPr>
-              <w:t>Welcome message sent with start time, location and what to bring</w:t>
+              <w:t>Elevé Health training dates booked</w:t>
             </w:r>
           </w:p>
         </w:tc>
@@ -1084,7 +1084,7 @@
                 <w:color w:val="4A3A2C"/>
                 <w:sz w:val="17"/>
               </w:rPr>
-              <w:t>General Manager</w:t>
+              <w:t>Lead Host</w:t>
             </w:r>
           </w:p>
         </w:tc>
@@ -1113,6 +1113,88 @@
           <w:tcPr>
             <w:tcW w:type="dxa" w:w="2353"/>
             <w:shd w:val="clear" w:color="auto" w:fill="FBF5EE"/>
+          </w:tcPr>
+          <w:p>
+            <w:pPr>
+              <w:spacing w:before="40" w:after="40" w:line="276" w:lineRule="auto"/>
+            </w:pPr>
+            <w:r>
+              <w:rPr>
+                <w:rFonts w:ascii="Jost" w:hAnsi="Jost" w:cs="Jost" w:eastAsia="Jost"/>
+                <w:b w:val="0"/>
+                <w:i w:val="0"/>
+                <w:color w:val="4A3A2C"/>
+                <w:sz w:val="17"/>
+              </w:rPr>
+              <w:t>__________</w:t>
+            </w:r>
+          </w:p>
+        </w:tc>
+      </w:tr>
+      <w:tr>
+        <w:tc>
+          <w:tcPr>
+            <w:tcW w:type="dxa" w:w="2353"/>
+          </w:tcPr>
+          <w:p>
+            <w:pPr>
+              <w:spacing w:before="40" w:after="40" w:line="276" w:lineRule="auto"/>
+            </w:pPr>
+            <w:r>
+              <w:rPr>
+                <w:rFonts w:ascii="Jost" w:hAnsi="Jost" w:cs="Jost" w:eastAsia="Jost"/>
+                <w:b w:val="0"/>
+                <w:i w:val="0"/>
+                <w:color w:val="4A3A2C"/>
+                <w:sz w:val="17"/>
+              </w:rPr>
+              <w:t>Welcome message sent with start time, location and what to bring</w:t>
+            </w:r>
+          </w:p>
+        </w:tc>
+        <w:tc>
+          <w:tcPr>
+            <w:tcW w:type="dxa" w:w="2353"/>
+          </w:tcPr>
+          <w:p>
+            <w:pPr>
+              <w:spacing w:before="40" w:after="40" w:line="276" w:lineRule="auto"/>
+            </w:pPr>
+            <w:r>
+              <w:rPr>
+                <w:rFonts w:ascii="Jost" w:hAnsi="Jost" w:cs="Jost" w:eastAsia="Jost"/>
+                <w:b w:val="0"/>
+                <w:i w:val="0"/>
+                <w:color w:val="4A3A2C"/>
+                <w:sz w:val="17"/>
+              </w:rPr>
+              <w:t>General Manager</w:t>
+            </w:r>
+          </w:p>
+        </w:tc>
+        <w:tc>
+          <w:tcPr>
+            <w:tcW w:type="dxa" w:w="2353"/>
+          </w:tcPr>
+          <w:p>
+            <w:pPr>
+              <w:spacing w:before="40" w:after="40" w:line="276" w:lineRule="auto"/>
+            </w:pPr>
+            <w:r>
+              <w:rPr>
+                <w:rFonts w:ascii="Jost" w:hAnsi="Jost" w:cs="Jost" w:eastAsia="Jost"/>
+                <w:b w:val="0"/>
+                <w:i w:val="0"/>
+                <w:color w:val="4A3A2C"/>
+                <w:sz w:val="17"/>
+              </w:rPr>
+              <w:t>☐</w:t>
+            </w:r>
+          </w:p>
+        </w:tc>
+        <w:tc>
+          <w:tcPr>
+            <w:tcW w:type="dxa" w:w="2353"/>
           </w:tcPr>
           <w:p>
             <w:pPr>
@@ -2124,7 +2206,7 @@
                 <w:color w:val="4A3A2C"/>
                 <w:sz w:val="17"/>
               </w:rPr>
-              <w:t>Booking system: requests, confirmations, check-in, memberships</w:t>
+              <w:t>Booking system and WhatsApp: requests, ad leads, confirmations, check-in, memberships</w:t>
             </w:r>
           </w:p>
         </w:tc>
@@ -2144,7 +2226,7 @@
                 <w:color w:val="4A3A2C"/>
                 <w:sz w:val="17"/>
               </w:rPr>
-              <w:t>Guest Relations Executive</w:t>
+              <w:t>Lead Host</w:t>
             </w:r>
           </w:p>
         </w:tc>
@@ -2187,7 +2269,7 @@
                 <w:color w:val="4A3A2C"/>
                 <w:sz w:val="17"/>
               </w:rPr>
-              <w:t>Elevé Health orientation on all 11 modalities</w:t>
+              <w:t>Payments and end-of-day cash close: Apple Pay, card and cash</w:t>
             </w:r>
           </w:p>
         </w:tc>
@@ -2208,7 +2290,7 @@
                 <w:color w:val="4A3A2C"/>
                 <w:sz w:val="17"/>
               </w:rPr>
-              <w:t>Elevé trainer / Lead Host</w:t>
+              <w:t>Lead Host</w:t>
             </w:r>
           </w:p>
         </w:tc>
@@ -2251,7 +2333,7 @@
                 <w:color w:val="4A3A2C"/>
                 <w:sz w:val="17"/>
               </w:rPr>
-              <w:t>Shadow at least two full shifts (one opening, one closing)</w:t>
+              <w:t>Refreshments, amenities (robes, Aura-branded towels, clothing and slippers), in-house laundry and retail</w:t>
             </w:r>
           </w:p>
         </w:tc>
@@ -2271,7 +2353,7 @@
                 <w:color w:val="4A3A2C"/>
                 <w:sz w:val="17"/>
               </w:rPr>
-              <w:t>Buddy</w:t>
+              <w:t>Lead Host</w:t>
             </w:r>
           </w:p>
         </w:tc>
@@ -2314,7 +2396,17 @@
                 <w:color w:val="4A3A2C"/>
                 <w:sz w:val="17"/>
               </w:rPr>
-              <w:t>Read and acknowledge all policies in the handbook summary</w:t>
+              <w:t xml:space="preserve">Elevé Health orientation on all launch modalities </w:t>
+            </w:r>
+            <w:r>
+              <w:rPr>
+                <w:rFonts w:ascii="Jost" w:hAnsi="Jost" w:cs="Jost" w:eastAsia="Jost"/>
+                <w:b w:val="0"/>
+                <w:i w:val="0"/>
+                <w:color w:val="A6754C"/>
+                <w:sz w:val="17"/>
+              </w:rPr>
+              <w:t>[per Elevé protocol — pending]</w:t>
             </w:r>
           </w:p>
         </w:tc>
@@ -2335,7 +2427,7 @@
                 <w:color w:val="4A3A2C"/>
                 <w:sz w:val="17"/>
               </w:rPr>
-              <w:t>Employee</w:t>
+              <w:t>Elevé trainer / Lead Host</w:t>
             </w:r>
           </w:p>
         </w:tc>
@@ -2378,6 +2470,196 @@
                 <w:color w:val="4A3A2C"/>
                 <w:sz w:val="17"/>
               </w:rPr>
+              <w:t>Sit in on a Healer consultation; how to follow a personalised package</w:t>
+            </w:r>
+          </w:p>
+        </w:tc>
+        <w:tc>
+          <w:tcPr>
+            <w:tcW w:type="dxa" w:w="3137"/>
+          </w:tcPr>
+          <w:p>
+            <w:pPr>
+              <w:spacing w:before="40" w:after="40" w:line="276" w:lineRule="auto"/>
+            </w:pPr>
+            <w:r>
+              <w:rPr>
+                <w:rFonts w:ascii="Jost" w:hAnsi="Jost" w:cs="Jost" w:eastAsia="Jost"/>
+                <w:b w:val="0"/>
+                <w:i w:val="0"/>
+                <w:color w:val="4A3A2C"/>
+                <w:sz w:val="17"/>
+              </w:rPr>
+              <w:t>Healer</w:t>
+            </w:r>
+          </w:p>
+        </w:tc>
+        <w:tc>
+          <w:tcPr>
+            <w:tcW w:type="dxa" w:w="3137"/>
+          </w:tcPr>
+          <w:p>
+            <w:pPr>
+              <w:spacing w:before="40" w:after="40" w:line="276" w:lineRule="auto"/>
+            </w:pPr>
+            <w:r>
+              <w:rPr>
+                <w:rFonts w:ascii="Jost" w:hAnsi="Jost" w:cs="Jost" w:eastAsia="Jost"/>
+                <w:b w:val="0"/>
+                <w:i w:val="0"/>
+                <w:color w:val="4A3A2C"/>
+                <w:sz w:val="17"/>
+              </w:rPr>
+              <w:t>☐</w:t>
+            </w:r>
+          </w:p>
+        </w:tc>
+      </w:tr>
+      <w:tr>
+        <w:tc>
+          <w:tcPr>
+            <w:tcW w:type="dxa" w:w="3137"/>
+            <w:shd w:val="clear" w:color="auto" w:fill="FBF5EE"/>
+          </w:tcPr>
+          <w:p>
+            <w:pPr>
+              <w:spacing w:before="40" w:after="40" w:line="276" w:lineRule="auto"/>
+            </w:pPr>
+            <w:r>
+              <w:rPr>
+                <w:rFonts w:ascii="Jost" w:hAnsi="Jost" w:cs="Jost" w:eastAsia="Jost"/>
+                <w:b w:val="0"/>
+                <w:i w:val="0"/>
+                <w:color w:val="4A3A2C"/>
+                <w:sz w:val="17"/>
+              </w:rPr>
+              <w:t>Shadow at least two full shifts (one opening, one closing)</w:t>
+            </w:r>
+          </w:p>
+        </w:tc>
+        <w:tc>
+          <w:tcPr>
+            <w:tcW w:type="dxa" w:w="3137"/>
+            <w:shd w:val="clear" w:color="auto" w:fill="FBF5EE"/>
+          </w:tcPr>
+          <w:p>
+            <w:pPr>
+              <w:spacing w:before="40" w:after="40" w:line="276" w:lineRule="auto"/>
+            </w:pPr>
+            <w:r>
+              <w:rPr>
+                <w:rFonts w:ascii="Jost" w:hAnsi="Jost" w:cs="Jost" w:eastAsia="Jost"/>
+                <w:b w:val="0"/>
+                <w:i w:val="0"/>
+                <w:color w:val="4A3A2C"/>
+                <w:sz w:val="17"/>
+              </w:rPr>
+              <w:t>Buddy</w:t>
+            </w:r>
+          </w:p>
+        </w:tc>
+        <w:tc>
+          <w:tcPr>
+            <w:tcW w:type="dxa" w:w="3137"/>
+            <w:shd w:val="clear" w:color="auto" w:fill="FBF5EE"/>
+          </w:tcPr>
+          <w:p>
+            <w:pPr>
+              <w:spacing w:before="40" w:after="40" w:line="276" w:lineRule="auto"/>
+            </w:pPr>
+            <w:r>
+              <w:rPr>
+                <w:rFonts w:ascii="Jost" w:hAnsi="Jost" w:cs="Jost" w:eastAsia="Jost"/>
+                <w:b w:val="0"/>
+                <w:i w:val="0"/>
+                <w:color w:val="4A3A2C"/>
+                <w:sz w:val="17"/>
+              </w:rPr>
+              <w:t>☐</w:t>
+            </w:r>
+          </w:p>
+        </w:tc>
+      </w:tr>
+      <w:tr>
+        <w:tc>
+          <w:tcPr>
+            <w:tcW w:type="dxa" w:w="3137"/>
+          </w:tcPr>
+          <w:p>
+            <w:pPr>
+              <w:spacing w:before="40" w:after="40" w:line="276" w:lineRule="auto"/>
+            </w:pPr>
+            <w:r>
+              <w:rPr>
+                <w:rFonts w:ascii="Jost" w:hAnsi="Jost" w:cs="Jost" w:eastAsia="Jost"/>
+                <w:b w:val="0"/>
+                <w:i w:val="0"/>
+                <w:color w:val="4A3A2C"/>
+                <w:sz w:val="17"/>
+              </w:rPr>
+              <w:t>Read and acknowledge all policies in the handbook summary</w:t>
+            </w:r>
+          </w:p>
+        </w:tc>
+        <w:tc>
+          <w:tcPr>
+            <w:tcW w:type="dxa" w:w="3137"/>
+          </w:tcPr>
+          <w:p>
+            <w:pPr>
+              <w:spacing w:before="40" w:after="40" w:line="276" w:lineRule="auto"/>
+            </w:pPr>
+            <w:r>
+              <w:rPr>
+                <w:rFonts w:ascii="Jost" w:hAnsi="Jost" w:cs="Jost" w:eastAsia="Jost"/>
+                <w:b w:val="0"/>
+                <w:i w:val="0"/>
+                <w:color w:val="4A3A2C"/>
+                <w:sz w:val="17"/>
+              </w:rPr>
+              <w:t>Employee</w:t>
+            </w:r>
+          </w:p>
+        </w:tc>
+        <w:tc>
+          <w:tcPr>
+            <w:tcW w:type="dxa" w:w="3137"/>
+          </w:tcPr>
+          <w:p>
+            <w:pPr>
+              <w:spacing w:before="40" w:after="40" w:line="276" w:lineRule="auto"/>
+            </w:pPr>
+            <w:r>
+              <w:rPr>
+                <w:rFonts w:ascii="Jost" w:hAnsi="Jost" w:cs="Jost" w:eastAsia="Jost"/>
+                <w:b w:val="0"/>
+                <w:i w:val="0"/>
+                <w:color w:val="4A3A2C"/>
+                <w:sz w:val="17"/>
+              </w:rPr>
+              <w:t>☐</w:t>
+            </w:r>
+          </w:p>
+        </w:tc>
+      </w:tr>
+      <w:tr>
+        <w:tc>
+          <w:tcPr>
+            <w:tcW w:type="dxa" w:w="3137"/>
+            <w:shd w:val="clear" w:color="auto" w:fill="FBF5EE"/>
+          </w:tcPr>
+          <w:p>
+            <w:pPr>
+              <w:spacing w:before="40" w:after="40" w:line="276" w:lineRule="auto"/>
+            </w:pPr>
+            <w:r>
+              <w:rPr>
+                <w:rFonts w:ascii="Jost" w:hAnsi="Jost" w:cs="Jost" w:eastAsia="Jost"/>
+                <w:b w:val="0"/>
+                <w:i w:val="0"/>
+                <w:color w:val="4A3A2C"/>
+                <w:sz w:val="17"/>
+              </w:rPr>
               <w:t>Week-one review with manager</w:t>
             </w:r>
           </w:p>
@@ -2385,6 +2667,7 @@
         <w:tc>
           <w:tcPr>
             <w:tcW w:type="dxa" w:w="3137"/>
+            <w:shd w:val="clear" w:color="auto" w:fill="FBF5EE"/>
           </w:tcPr>
           <w:p>
             <w:pPr>
@@ -2405,6 +2688,7 @@
         <w:tc>
           <w:tcPr>
             <w:tcW w:type="dxa" w:w="3137"/>
+            <w:shd w:val="clear" w:color="auto" w:fill="FBF5EE"/>
           </w:tcPr>
           <w:p>
             <w:pPr>
@@ -3274,7 +3558,7 @@
                 <w:color w:val="FBF5EE"/>
                 <w:sz w:val="17"/>
               </w:rPr>
-              <w:t>Clinical Lead</w:t>
+              <w:t>Healer</w:t>
             </w:r>
           </w:p>
         </w:tc>
@@ -3295,7 +3579,7 @@
                 <w:color w:val="FBF5EE"/>
                 <w:sz w:val="17"/>
               </w:rPr>
-              <w:t>Breathwork</w:t>
+              <w:t>Breathwork &amp; Sound</w:t>
             </w:r>
           </w:p>
         </w:tc>
@@ -3774,7 +4058,7 @@
                 <w:color w:val="4A3A2C"/>
                 <w:sz w:val="17"/>
               </w:rPr>
-              <w:t>R (BLS/ACLS)</w:t>
+              <w:t>R</w:t>
             </w:r>
           </w:p>
         </w:tc>
@@ -4067,7 +4351,7 @@
                 <w:color w:val="4A3A2C"/>
                 <w:sz w:val="17"/>
               </w:rPr>
-              <w:t>Booking system</w:t>
+              <w:t>Booking system and WhatsApp</w:t>
             </w:r>
           </w:p>
         </w:tc>
@@ -4147,7 +4431,7 @@
                 <w:color w:val="4A3A2C"/>
                 <w:sz w:val="17"/>
               </w:rPr>
-              <w:t>A</w:t>
+              <w:t>R</w:t>
             </w:r>
           </w:p>
         </w:tc>
@@ -4190,7 +4474,7 @@
                 <w:color w:val="4A3A2C"/>
                 <w:sz w:val="17"/>
               </w:rPr>
-              <w:t>Data protection under the PDPL (AUR-SAF-03)</w:t>
+              <w:t>Payments and cash close</w:t>
             </w:r>
           </w:p>
         </w:tc>
@@ -4274,7 +4558,7 @@
                 <w:color w:val="4A3A2C"/>
                 <w:sz w:val="17"/>
               </w:rPr>
-              <w:t>R</w:t>
+              <w:t>A</w:t>
             </w:r>
           </w:p>
         </w:tc>
@@ -4295,7 +4579,7 @@
                 <w:color w:val="4A3A2C"/>
                 <w:sz w:val="17"/>
               </w:rPr>
-              <w:t>R</w:t>
+              <w:t>A</w:t>
             </w:r>
           </w:p>
         </w:tc>
@@ -4317,6 +4601,129 @@
                 <w:color w:val="4A3A2C"/>
                 <w:sz w:val="17"/>
               </w:rPr>
+              <w:t>Data protection under the PDPL (AUR-SAF-03)</w:t>
+            </w:r>
+          </w:p>
+        </w:tc>
+        <w:tc>
+          <w:tcPr>
+            <w:tcW w:type="dxa" w:w="1569"/>
+          </w:tcPr>
+          <w:p>
+            <w:pPr>
+              <w:spacing w:before="40" w:after="40" w:line="276" w:lineRule="auto"/>
+            </w:pPr>
+            <w:r>
+              <w:rPr>
+                <w:rFonts w:ascii="Jost" w:hAnsi="Jost" w:cs="Jost" w:eastAsia="Jost"/>
+                <w:b w:val="0"/>
+                <w:i w:val="0"/>
+                <w:color w:val="4A3A2C"/>
+                <w:sz w:val="17"/>
+              </w:rPr>
+              <w:t>R</w:t>
+            </w:r>
+          </w:p>
+        </w:tc>
+        <w:tc>
+          <w:tcPr>
+            <w:tcW w:type="dxa" w:w="1569"/>
+          </w:tcPr>
+          <w:p>
+            <w:pPr>
+              <w:spacing w:before="40" w:after="40" w:line="276" w:lineRule="auto"/>
+            </w:pPr>
+            <w:r>
+              <w:rPr>
+                <w:rFonts w:ascii="Jost" w:hAnsi="Jost" w:cs="Jost" w:eastAsia="Jost"/>
+                <w:b w:val="0"/>
+                <w:i w:val="0"/>
+                <w:color w:val="4A3A2C"/>
+                <w:sz w:val="17"/>
+              </w:rPr>
+              <w:t>R</w:t>
+            </w:r>
+          </w:p>
+        </w:tc>
+        <w:tc>
+          <w:tcPr>
+            <w:tcW w:type="dxa" w:w="1569"/>
+          </w:tcPr>
+          <w:p>
+            <w:pPr>
+              <w:spacing w:before="40" w:after="40" w:line="276" w:lineRule="auto"/>
+            </w:pPr>
+            <w:r>
+              <w:rPr>
+                <w:rFonts w:ascii="Jost" w:hAnsi="Jost" w:cs="Jost" w:eastAsia="Jost"/>
+                <w:b w:val="0"/>
+                <w:i w:val="0"/>
+                <w:color w:val="4A3A2C"/>
+                <w:sz w:val="17"/>
+              </w:rPr>
+              <w:t>R</w:t>
+            </w:r>
+          </w:p>
+        </w:tc>
+        <w:tc>
+          <w:tcPr>
+            <w:tcW w:type="dxa" w:w="1569"/>
+          </w:tcPr>
+          <w:p>
+            <w:pPr>
+              <w:spacing w:before="40" w:after="40" w:line="276" w:lineRule="auto"/>
+            </w:pPr>
+            <w:r>
+              <w:rPr>
+                <w:rFonts w:ascii="Jost" w:hAnsi="Jost" w:cs="Jost" w:eastAsia="Jost"/>
+                <w:b w:val="0"/>
+                <w:i w:val="0"/>
+                <w:color w:val="4A3A2C"/>
+                <w:sz w:val="17"/>
+              </w:rPr>
+              <w:t>R</w:t>
+            </w:r>
+          </w:p>
+        </w:tc>
+        <w:tc>
+          <w:tcPr>
+            <w:tcW w:type="dxa" w:w="1569"/>
+          </w:tcPr>
+          <w:p>
+            <w:pPr>
+              <w:spacing w:before="40" w:after="40" w:line="276" w:lineRule="auto"/>
+            </w:pPr>
+            <w:r>
+              <w:rPr>
+                <w:rFonts w:ascii="Jost" w:hAnsi="Jost" w:cs="Jost" w:eastAsia="Jost"/>
+                <w:b w:val="0"/>
+                <w:i w:val="0"/>
+                <w:color w:val="4A3A2C"/>
+                <w:sz w:val="17"/>
+              </w:rPr>
+              <w:t>R</w:t>
+            </w:r>
+          </w:p>
+        </w:tc>
+      </w:tr>
+      <w:tr>
+        <w:tc>
+          <w:tcPr>
+            <w:tcW w:type="dxa" w:w="1569"/>
+            <w:shd w:val="clear" w:color="auto" w:fill="FBF5EE"/>
+          </w:tcPr>
+          <w:p>
+            <w:pPr>
+              <w:spacing w:before="40" w:after="40" w:line="276" w:lineRule="auto"/>
+            </w:pPr>
+            <w:r>
+              <w:rPr>
+                <w:rFonts w:ascii="Jost" w:hAnsi="Jost" w:cs="Jost" w:eastAsia="Jost"/>
+                <w:b w:val="0"/>
+                <w:i w:val="0"/>
+                <w:color w:val="4A3A2C"/>
+                <w:sz w:val="17"/>
+              </w:rPr>
               <w:t>Complaints handling (AUR-SAF-05)</w:t>
             </w:r>
           </w:p>
@@ -4324,6 +4731,7 @@
         <w:tc>
           <w:tcPr>
             <w:tcW w:type="dxa" w:w="1569"/>
+            <w:shd w:val="clear" w:color="auto" w:fill="FBF5EE"/>
           </w:tcPr>
           <w:p>
             <w:pPr>
@@ -4344,6 +4752,7 @@
         <w:tc>
           <w:tcPr>
             <w:tcW w:type="dxa" w:w="1569"/>
+            <w:shd w:val="clear" w:color="auto" w:fill="FBF5EE"/>
           </w:tcPr>
           <w:p>
             <w:pPr>
@@ -4364,6 +4773,7 @@
         <w:tc>
           <w:tcPr>
             <w:tcW w:type="dxa" w:w="1569"/>
+            <w:shd w:val="clear" w:color="auto" w:fill="FBF5EE"/>
           </w:tcPr>
           <w:p>
             <w:pPr>
@@ -4384,6 +4794,7 @@
         <w:tc>
           <w:tcPr>
             <w:tcW w:type="dxa" w:w="1569"/>
+            <w:shd w:val="clear" w:color="auto" w:fill="FBF5EE"/>
           </w:tcPr>
           <w:p>
             <w:pPr>
@@ -4398,6 +4809,129 @@
                 <w:sz w:val="17"/>
               </w:rPr>
               <w:t>A</w:t>
+            </w:r>
+          </w:p>
+        </w:tc>
+        <w:tc>
+          <w:tcPr>
+            <w:tcW w:type="dxa" w:w="1569"/>
+            <w:shd w:val="clear" w:color="auto" w:fill="FBF5EE"/>
+          </w:tcPr>
+          <w:p>
+            <w:pPr>
+              <w:spacing w:before="40" w:after="40" w:line="276" w:lineRule="auto"/>
+            </w:pPr>
+            <w:r>
+              <w:rPr>
+                <w:rFonts w:ascii="Jost" w:hAnsi="Jost" w:cs="Jost" w:eastAsia="Jost"/>
+                <w:b w:val="0"/>
+                <w:i w:val="0"/>
+                <w:color w:val="4A3A2C"/>
+                <w:sz w:val="17"/>
+              </w:rPr>
+              <w:t>A</w:t>
+            </w:r>
+          </w:p>
+        </w:tc>
+      </w:tr>
+      <w:tr>
+        <w:tc>
+          <w:tcPr>
+            <w:tcW w:type="dxa" w:w="1569"/>
+          </w:tcPr>
+          <w:p>
+            <w:pPr>
+              <w:spacing w:before="40" w:after="40" w:line="276" w:lineRule="auto"/>
+            </w:pPr>
+            <w:r>
+              <w:rPr>
+                <w:rFonts w:ascii="Jost" w:hAnsi="Jost" w:cs="Jost" w:eastAsia="Jost"/>
+                <w:b w:val="0"/>
+                <w:i w:val="0"/>
+                <w:color w:val="4A3A2C"/>
+                <w:sz w:val="17"/>
+              </w:rPr>
+              <w:t>Healer consultation and personalised packages</w:t>
+            </w:r>
+          </w:p>
+        </w:tc>
+        <w:tc>
+          <w:tcPr>
+            <w:tcW w:type="dxa" w:w="1569"/>
+          </w:tcPr>
+          <w:p>
+            <w:pPr>
+              <w:spacing w:before="40" w:after="40" w:line="276" w:lineRule="auto"/>
+            </w:pPr>
+            <w:r>
+              <w:rPr>
+                <w:rFonts w:ascii="Jost" w:hAnsi="Jost" w:cs="Jost" w:eastAsia="Jost"/>
+                <w:b w:val="0"/>
+                <w:i w:val="0"/>
+                <w:color w:val="4A3A2C"/>
+                <w:sz w:val="17"/>
+              </w:rPr>
+              <w:t>A</w:t>
+            </w:r>
+          </w:p>
+        </w:tc>
+        <w:tc>
+          <w:tcPr>
+            <w:tcW w:type="dxa" w:w="1569"/>
+          </w:tcPr>
+          <w:p>
+            <w:pPr>
+              <w:spacing w:before="40" w:after="40" w:line="276" w:lineRule="auto"/>
+            </w:pPr>
+            <w:r>
+              <w:rPr>
+                <w:rFonts w:ascii="Jost" w:hAnsi="Jost" w:cs="Jost" w:eastAsia="Jost"/>
+                <w:b w:val="0"/>
+                <w:i w:val="0"/>
+                <w:color w:val="4A3A2C"/>
+                <w:sz w:val="17"/>
+              </w:rPr>
+              <w:t>R (following packages)</w:t>
+            </w:r>
+          </w:p>
+        </w:tc>
+        <w:tc>
+          <w:tcPr>
+            <w:tcW w:type="dxa" w:w="1569"/>
+          </w:tcPr>
+          <w:p>
+            <w:pPr>
+              <w:spacing w:before="40" w:after="40" w:line="276" w:lineRule="auto"/>
+            </w:pPr>
+            <w:r>
+              <w:rPr>
+                <w:rFonts w:ascii="Jost" w:hAnsi="Jost" w:cs="Jost" w:eastAsia="Jost"/>
+                <w:b w:val="0"/>
+                <w:i w:val="0"/>
+                <w:color w:val="4A3A2C"/>
+                <w:sz w:val="17"/>
+              </w:rPr>
+              <w:t>A</w:t>
+            </w:r>
+          </w:p>
+        </w:tc>
+        <w:tc>
+          <w:tcPr>
+            <w:tcW w:type="dxa" w:w="1569"/>
+          </w:tcPr>
+          <w:p>
+            <w:pPr>
+              <w:spacing w:before="40" w:after="40" w:line="276" w:lineRule="auto"/>
+            </w:pPr>
+            <w:r>
+              <w:rPr>
+                <w:rFonts w:ascii="Jost" w:hAnsi="Jost" w:cs="Jost" w:eastAsia="Jost"/>
+                <w:b w:val="0"/>
+                <w:i w:val="0"/>
+                <w:color w:val="4A3A2C"/>
+                <w:sz w:val="17"/>
+              </w:rPr>
+              <w:t>R</w:t>
             </w:r>
           </w:p>
         </w:tc>
@@ -4589,7 +5123,7 @@
                 <w:color w:val="FBF5EE"/>
                 <w:sz w:val="17"/>
               </w:rPr>
-              <w:t>Clinical Lead</w:t>
+              <w:t>Healer</w:t>
             </w:r>
           </w:p>
         </w:tc>
@@ -4610,7 +5144,7 @@
                 <w:color w:val="FBF5EE"/>
                 <w:sz w:val="17"/>
               </w:rPr>
-              <w:t>Breathwork</w:t>
+              <w:t>Breathwork &amp; Sound</w:t>
             </w:r>
           </w:p>
         </w:tc>
@@ -5047,7 +5581,7 @@
                 <w:color w:val="4A3A2C"/>
                 <w:sz w:val="17"/>
               </w:rPr>
-              <w:t>R (assist)</w:t>
+              <w:t>R</w:t>
             </w:r>
           </w:p>
         </w:tc>
@@ -5068,7 +5602,7 @@
                 <w:color w:val="4A3A2C"/>
                 <w:sz w:val="17"/>
               </w:rPr>
-              <w:t>A (assist)</w:t>
+              <w:t>R (senior Hosts)</w:t>
             </w:r>
           </w:p>
         </w:tc>
@@ -5089,7 +5623,7 @@
                 <w:color w:val="4A3A2C"/>
                 <w:sz w:val="17"/>
               </w:rPr>
-              <w:t>R</w:t>
+              <w:t>A</w:t>
             </w:r>
           </w:p>
         </w:tc>
@@ -5153,7 +5687,7 @@
                 <w:color w:val="4A3A2C"/>
                 <w:sz w:val="17"/>
               </w:rPr>
-              <w:t>IV Nutrient Therapy</w:t>
+              <w:t>Compression Recovery</w:t>
             </w:r>
           </w:p>
         </w:tc>
@@ -5173,6 +5707,46 @@
                 <w:color w:val="4A3A2C"/>
                 <w:sz w:val="17"/>
               </w:rPr>
+              <w:t>R</w:t>
+            </w:r>
+          </w:p>
+        </w:tc>
+        <w:tc>
+          <w:tcPr>
+            <w:tcW w:type="dxa" w:w="1569"/>
+          </w:tcPr>
+          <w:p>
+            <w:pPr>
+              <w:spacing w:before="40" w:after="40" w:line="276" w:lineRule="auto"/>
+            </w:pPr>
+            <w:r>
+              <w:rPr>
+                <w:rFonts w:ascii="Jost" w:hAnsi="Jost" w:cs="Jost" w:eastAsia="Jost"/>
+                <w:b w:val="0"/>
+                <w:i w:val="0"/>
+                <w:color w:val="4A3A2C"/>
+                <w:sz w:val="17"/>
+              </w:rPr>
+              <w:t>R</w:t>
+            </w:r>
+          </w:p>
+        </w:tc>
+        <w:tc>
+          <w:tcPr>
+            <w:tcW w:type="dxa" w:w="1569"/>
+          </w:tcPr>
+          <w:p>
+            <w:pPr>
+              <w:spacing w:before="40" w:after="40" w:line="276" w:lineRule="auto"/>
+            </w:pPr>
+            <w:r>
+              <w:rPr>
+                <w:rFonts w:ascii="Jost" w:hAnsi="Jost" w:cs="Jost" w:eastAsia="Jost"/>
+                <w:b w:val="0"/>
+                <w:i w:val="0"/>
+                <w:color w:val="4A3A2C"/>
+                <w:sz w:val="17"/>
+              </w:rPr>
               <w:t>A</w:t>
             </w:r>
           </w:p>
@@ -5213,47 +5787,7 @@
                 <w:color w:val="4A3A2C"/>
                 <w:sz w:val="17"/>
               </w:rPr>
-              <w:t>R</w:t>
-            </w:r>
-          </w:p>
-        </w:tc>
-        <w:tc>
-          <w:tcPr>
-            <w:tcW w:type="dxa" w:w="1569"/>
-          </w:tcPr>
-          <w:p>
-            <w:pPr>
-              <w:spacing w:before="40" w:after="40" w:line="276" w:lineRule="auto"/>
-            </w:pPr>
-            <w:r>
-              <w:rPr>
-                <w:rFonts w:ascii="Jost" w:hAnsi="Jost" w:cs="Jost" w:eastAsia="Jost"/>
-                <w:b w:val="0"/>
-                <w:i w:val="0"/>
-                <w:color w:val="4A3A2C"/>
-                <w:sz w:val="17"/>
-              </w:rPr>
-              <w:t>–</w:t>
-            </w:r>
-          </w:p>
-        </w:tc>
-        <w:tc>
-          <w:tcPr>
-            <w:tcW w:type="dxa" w:w="1569"/>
-          </w:tcPr>
-          <w:p>
-            <w:pPr>
-              <w:spacing w:before="40" w:after="40" w:line="276" w:lineRule="auto"/>
-            </w:pPr>
-            <w:r>
-              <w:rPr>
-                <w:rFonts w:ascii="Jost" w:hAnsi="Jost" w:cs="Jost" w:eastAsia="Jost"/>
-                <w:b w:val="0"/>
-                <w:i w:val="0"/>
-                <w:color w:val="4A3A2C"/>
-                <w:sz w:val="17"/>
-              </w:rPr>
-              <w:t>–</w:t>
+              <w:t>Cleaning only</w:t>
             </w:r>
           </w:p>
         </w:tc>
@@ -5276,7 +5810,7 @@
                 <w:color w:val="4A3A2C"/>
                 <w:sz w:val="17"/>
               </w:rPr>
-              <w:t>Float &amp; Sensory Reset</w:t>
+              <w:t>Dry Float Bed</w:t>
             </w:r>
           </w:p>
         </w:tc>
@@ -5381,7 +5915,7 @@
                 <w:color w:val="4A3A2C"/>
                 <w:sz w:val="17"/>
               </w:rPr>
-              <w:t>R (water and hygiene)</w:t>
+              <w:t>Cleaning only</w:t>
             </w:r>
           </w:p>
         </w:tc>
@@ -5403,7 +5937,7 @@
                 <w:color w:val="4A3A2C"/>
                 <w:sz w:val="17"/>
               </w:rPr>
-              <w:t>Compression Recovery</w:t>
+              <w:t>Salt Cabin (E-Salt Cabin)</w:t>
             </w:r>
           </w:p>
         </w:tc>
@@ -5526,7 +6060,7 @@
                 <w:color w:val="4A3A2C"/>
                 <w:sz w:val="17"/>
               </w:rPr>
-              <w:t>Dry Float Bed</w:t>
+              <w:t>Cold Plunge (Polar Recovery)</w:t>
             </w:r>
           </w:p>
         </w:tc>
@@ -5631,7 +6165,7 @@
                 <w:color w:val="4A3A2C"/>
                 <w:sz w:val="17"/>
               </w:rPr>
-              <w:t>Cleaning only</w:t>
+              <w:t>R (water checks)</w:t>
             </w:r>
           </w:p>
         </w:tc>
@@ -5653,7 +6187,7 @@
                 <w:color w:val="4A3A2C"/>
                 <w:sz w:val="17"/>
               </w:rPr>
-              <w:t>Salt Cabin (E-Salt Cabin)</w:t>
+              <w:t>Guided Breathwork</w:t>
             </w:r>
           </w:p>
         </w:tc>
@@ -5673,6 +6207,66 @@
                 <w:color w:val="4A3A2C"/>
                 <w:sz w:val="17"/>
               </w:rPr>
+              <w:t>A</w:t>
+            </w:r>
+          </w:p>
+        </w:tc>
+        <w:tc>
+          <w:tcPr>
+            <w:tcW w:type="dxa" w:w="1569"/>
+          </w:tcPr>
+          <w:p>
+            <w:pPr>
+              <w:spacing w:before="40" w:after="40" w:line="276" w:lineRule="auto"/>
+            </w:pPr>
+            <w:r>
+              <w:rPr>
+                <w:rFonts w:ascii="Jost" w:hAnsi="Jost" w:cs="Jost" w:eastAsia="Jost"/>
+                <w:b w:val="0"/>
+                <w:i w:val="0"/>
+                <w:color w:val="4A3A2C"/>
+                <w:sz w:val="17"/>
+              </w:rPr>
+              <w:t>A</w:t>
+            </w:r>
+          </w:p>
+        </w:tc>
+        <w:tc>
+          <w:tcPr>
+            <w:tcW w:type="dxa" w:w="1569"/>
+          </w:tcPr>
+          <w:p>
+            <w:pPr>
+              <w:spacing w:before="40" w:after="40" w:line="276" w:lineRule="auto"/>
+            </w:pPr>
+            <w:r>
+              <w:rPr>
+                <w:rFonts w:ascii="Jost" w:hAnsi="Jost" w:cs="Jost" w:eastAsia="Jost"/>
+                <w:b w:val="0"/>
+                <w:i w:val="0"/>
+                <w:color w:val="4A3A2C"/>
+                <w:sz w:val="17"/>
+              </w:rPr>
+              <w:t>A</w:t>
+            </w:r>
+          </w:p>
+        </w:tc>
+        <w:tc>
+          <w:tcPr>
+            <w:tcW w:type="dxa" w:w="1569"/>
+          </w:tcPr>
+          <w:p>
+            <w:pPr>
+              <w:spacing w:before="40" w:after="40" w:line="276" w:lineRule="auto"/>
+            </w:pPr>
+            <w:r>
+              <w:rPr>
+                <w:rFonts w:ascii="Jost" w:hAnsi="Jost" w:cs="Jost" w:eastAsia="Jost"/>
+                <w:b w:val="0"/>
+                <w:i w:val="0"/>
+                <w:color w:val="4A3A2C"/>
+                <w:sz w:val="17"/>
+              </w:rPr>
               <w:t>R</w:t>
             </w:r>
           </w:p>
@@ -5693,67 +6287,7 @@
                 <w:color w:val="4A3A2C"/>
                 <w:sz w:val="17"/>
               </w:rPr>
-              <w:t>R</w:t>
-            </w:r>
-          </w:p>
-        </w:tc>
-        <w:tc>
-          <w:tcPr>
-            <w:tcW w:type="dxa" w:w="1569"/>
-          </w:tcPr>
-          <w:p>
-            <w:pPr>
-              <w:spacing w:before="40" w:after="40" w:line="276" w:lineRule="auto"/>
-            </w:pPr>
-            <w:r>
-              <w:rPr>
-                <w:rFonts w:ascii="Jost" w:hAnsi="Jost" w:cs="Jost" w:eastAsia="Jost"/>
-                <w:b w:val="0"/>
-                <w:i w:val="0"/>
-                <w:color w:val="4A3A2C"/>
-                <w:sz w:val="17"/>
-              </w:rPr>
-              <w:t>A</w:t>
-            </w:r>
-          </w:p>
-        </w:tc>
-        <w:tc>
-          <w:tcPr>
-            <w:tcW w:type="dxa" w:w="1569"/>
-          </w:tcPr>
-          <w:p>
-            <w:pPr>
-              <w:spacing w:before="40" w:after="40" w:line="276" w:lineRule="auto"/>
-            </w:pPr>
-            <w:r>
-              <w:rPr>
-                <w:rFonts w:ascii="Jost" w:hAnsi="Jost" w:cs="Jost" w:eastAsia="Jost"/>
-                <w:b w:val="0"/>
-                <w:i w:val="0"/>
-                <w:color w:val="4A3A2C"/>
-                <w:sz w:val="17"/>
-              </w:rPr>
-              <w:t>A</w:t>
-            </w:r>
-          </w:p>
-        </w:tc>
-        <w:tc>
-          <w:tcPr>
-            <w:tcW w:type="dxa" w:w="1569"/>
-          </w:tcPr>
-          <w:p>
-            <w:pPr>
-              <w:spacing w:before="40" w:after="40" w:line="276" w:lineRule="auto"/>
-            </w:pPr>
-            <w:r>
-              <w:rPr>
-                <w:rFonts w:ascii="Jost" w:hAnsi="Jost" w:cs="Jost" w:eastAsia="Jost"/>
-                <w:b w:val="0"/>
-                <w:i w:val="0"/>
-                <w:color w:val="4A3A2C"/>
-                <w:sz w:val="17"/>
-              </w:rPr>
-              <w:t>Cleaning only</w:t>
+              <w:t>–</w:t>
             </w:r>
           </w:p>
         </w:tc>
@@ -5776,7 +6310,7 @@
                 <w:color w:val="4A3A2C"/>
                 <w:sz w:val="17"/>
               </w:rPr>
-              <w:t>Cold Plunge (Polar Recovery)</w:t>
+              <w:t>Sound Healing</w:t>
             </w:r>
           </w:p>
         </w:tc>
@@ -5797,7 +6331,7 @@
                 <w:color w:val="4A3A2C"/>
                 <w:sz w:val="17"/>
               </w:rPr>
-              <w:t>R</w:t>
+              <w:t>A</w:t>
             </w:r>
           </w:p>
         </w:tc>
@@ -5818,7 +6352,7 @@
                 <w:color w:val="4A3A2C"/>
                 <w:sz w:val="17"/>
               </w:rPr>
-              <w:t>R</w:t>
+              <w:t>A</w:t>
             </w:r>
           </w:p>
         </w:tc>
@@ -5860,7 +6394,7 @@
                 <w:color w:val="4A3A2C"/>
                 <w:sz w:val="17"/>
               </w:rPr>
-              <w:t>A</w:t>
+              <w:t>R</w:t>
             </w:r>
           </w:p>
         </w:tc>
@@ -5868,128 +6402,6 @@
           <w:tcPr>
             <w:tcW w:type="dxa" w:w="1569"/>
             <w:shd w:val="clear" w:color="auto" w:fill="FBF5EE"/>
-          </w:tcPr>
-          <w:p>
-            <w:pPr>
-              <w:spacing w:before="40" w:after="40" w:line="276" w:lineRule="auto"/>
-            </w:pPr>
-            <w:r>
-              <w:rPr>
-                <w:rFonts w:ascii="Jost" w:hAnsi="Jost" w:cs="Jost" w:eastAsia="Jost"/>
-                <w:b w:val="0"/>
-                <w:i w:val="0"/>
-                <w:color w:val="4A3A2C"/>
-                <w:sz w:val="17"/>
-              </w:rPr>
-              <w:t>R (water checks)</w:t>
-            </w:r>
-          </w:p>
-        </w:tc>
-      </w:tr>
-      <w:tr>
-        <w:tc>
-          <w:tcPr>
-            <w:tcW w:type="dxa" w:w="1569"/>
-          </w:tcPr>
-          <w:p>
-            <w:pPr>
-              <w:spacing w:before="40" w:after="40" w:line="276" w:lineRule="auto"/>
-            </w:pPr>
-            <w:r>
-              <w:rPr>
-                <w:rFonts w:ascii="Jost" w:hAnsi="Jost" w:cs="Jost" w:eastAsia="Jost"/>
-                <w:b w:val="0"/>
-                <w:i w:val="0"/>
-                <w:color w:val="4A3A2C"/>
-                <w:sz w:val="17"/>
-              </w:rPr>
-              <w:t>Guided Breathwork</w:t>
-            </w:r>
-          </w:p>
-        </w:tc>
-        <w:tc>
-          <w:tcPr>
-            <w:tcW w:type="dxa" w:w="1569"/>
-          </w:tcPr>
-          <w:p>
-            <w:pPr>
-              <w:spacing w:before="40" w:after="40" w:line="276" w:lineRule="auto"/>
-            </w:pPr>
-            <w:r>
-              <w:rPr>
-                <w:rFonts w:ascii="Jost" w:hAnsi="Jost" w:cs="Jost" w:eastAsia="Jost"/>
-                <w:b w:val="0"/>
-                <w:i w:val="0"/>
-                <w:color w:val="4A3A2C"/>
-                <w:sz w:val="17"/>
-              </w:rPr>
-              <w:t>A</w:t>
-            </w:r>
-          </w:p>
-        </w:tc>
-        <w:tc>
-          <w:tcPr>
-            <w:tcW w:type="dxa" w:w="1569"/>
-          </w:tcPr>
-          <w:p>
-            <w:pPr>
-              <w:spacing w:before="40" w:after="40" w:line="276" w:lineRule="auto"/>
-            </w:pPr>
-            <w:r>
-              <w:rPr>
-                <w:rFonts w:ascii="Jost" w:hAnsi="Jost" w:cs="Jost" w:eastAsia="Jost"/>
-                <w:b w:val="0"/>
-                <w:i w:val="0"/>
-                <w:color w:val="4A3A2C"/>
-                <w:sz w:val="17"/>
-              </w:rPr>
-              <w:t>A</w:t>
-            </w:r>
-          </w:p>
-        </w:tc>
-        <w:tc>
-          <w:tcPr>
-            <w:tcW w:type="dxa" w:w="1569"/>
-          </w:tcPr>
-          <w:p>
-            <w:pPr>
-              <w:spacing w:before="40" w:after="40" w:line="276" w:lineRule="auto"/>
-            </w:pPr>
-            <w:r>
-              <w:rPr>
-                <w:rFonts w:ascii="Jost" w:hAnsi="Jost" w:cs="Jost" w:eastAsia="Jost"/>
-                <w:b w:val="0"/>
-                <w:i w:val="0"/>
-                <w:color w:val="4A3A2C"/>
-                <w:sz w:val="17"/>
-              </w:rPr>
-              <w:t>A</w:t>
-            </w:r>
-          </w:p>
-        </w:tc>
-        <w:tc>
-          <w:tcPr>
-            <w:tcW w:type="dxa" w:w="1569"/>
-          </w:tcPr>
-          <w:p>
-            <w:pPr>
-              <w:spacing w:before="40" w:after="40" w:line="276" w:lineRule="auto"/>
-            </w:pPr>
-            <w:r>
-              <w:rPr>
-                <w:rFonts w:ascii="Jost" w:hAnsi="Jost" w:cs="Jost" w:eastAsia="Jost"/>
-                <w:b w:val="0"/>
-                <w:i w:val="0"/>
-                <w:color w:val="4A3A2C"/>
-                <w:sz w:val="17"/>
-              </w:rPr>
-              <w:t>R</w:t>
-            </w:r>
-          </w:p>
-        </w:tc>
-        <w:tc>
-          <w:tcPr>
-            <w:tcW w:type="dxa" w:w="1569"/>
           </w:tcPr>
           <w:p>
             <w:pPr>
@@ -6031,7 +6443,7 @@
           <w:color w:val="4A3A2C"/>
           <w:sz w:val="18"/>
         </w:rPr>
-        <w:t xml:space="preserve">Hyperbaric oxygen and IV therapy are subject to DHA requirements. Only DHA-licensed clinicians administer IV therapy; hyperbaric sessions run under Clinical Lead supervision. </w:t>
+        <w:t xml:space="preserve">Hyperbaric oxygen is offered as a non-medical wellness session, run only by Hosts signed off by Elevé Health </w:t>
       </w:r>
       <w:r>
         <w:rPr>
@@ -6041,7 +6453,37 @@
           <w:color w:val="A6754C"/>
           <w:sz w:val="18"/>
         </w:rPr>
-        <w:t>[DHA licence / approval reference]</w:t>
+        <w:t>[confirm licensing requirements for hyperbaric with DHA / licensing authority]</w:t>
+      </w:r>
+      <w:r>
+        <w:rPr>
+          <w:rFonts w:ascii="Jost" w:hAnsi="Jost" w:cs="Jost" w:eastAsia="Jost"/>
+          <w:b w:val="0"/>
+          <w:i w:val="0"/>
+          <w:color w:val="4A3A2C"/>
+          <w:sz w:val="18"/>
+        </w:rPr>
+        <w:t xml:space="preserve">. IV Nutrient Therapy is not offered at launch. All machine settings, session limits and cleaning products are </w:t>
+      </w:r>
+      <w:r>
+        <w:rPr>
+          <w:rFonts w:ascii="Jost" w:hAnsi="Jost" w:cs="Jost" w:eastAsia="Jost"/>
+          <w:b w:val="0"/>
+          <w:i w:val="0"/>
+          <w:color w:val="A6754C"/>
+          <w:sz w:val="18"/>
+        </w:rPr>
+        <w:t>[per Elevé protocol — pending]</w:t>
+      </w:r>
+      <w:r>
+        <w:rPr>
+          <w:rFonts w:ascii="Jost" w:hAnsi="Jost" w:cs="Jost" w:eastAsia="Jost"/>
+          <w:b w:val="0"/>
+          <w:i w:val="0"/>
+          <w:color w:val="4A3A2C"/>
+          <w:sz w:val="18"/>
+        </w:rPr>
+        <w:t>.</w:t>
       </w:r>
     </w:p>
     <w:p>
@@ -7465,7 +7907,7 @@
                 <w:color w:val="4A3A2C"/>
                 <w:sz w:val="17"/>
               </w:rPr>
-              <w:t>IV Nutrient Therapy (clinical)</w:t>
+              <w:t>Elevé: Compression Recovery</w:t>
             </w:r>
           </w:p>
         </w:tc>
@@ -7568,7 +8010,7 @@
                 <w:color w:val="4A3A2C"/>
                 <w:sz w:val="17"/>
               </w:rPr>
-              <w:t>Elevé: Float &amp; Sensory Reset</w:t>
+              <w:t>Elevé: Dry Float Bed</w:t>
             </w:r>
           </w:p>
         </w:tc>
@@ -7674,7 +8116,7 @@
                 <w:color w:val="4A3A2C"/>
                 <w:sz w:val="17"/>
               </w:rPr>
-              <w:t>Elevé: Compression Recovery</w:t>
+              <w:t>Elevé: Salt Cabin</w:t>
             </w:r>
           </w:p>
         </w:tc>
@@ -7777,7 +8219,7 @@
                 <w:color w:val="4A3A2C"/>
                 <w:sz w:val="17"/>
               </w:rPr>
-              <w:t>Elevé: Dry Float Bed</w:t>
+              <w:t>Elevé: Cold Plunge</w:t>
             </w:r>
           </w:p>
         </w:tc>
@@ -7883,7 +8325,7 @@
                 <w:color w:val="4A3A2C"/>
                 <w:sz w:val="17"/>
               </w:rPr>
-              <w:t>Elevé: Salt Cabin</w:t>
+              <w:t>Guided Breathwork</w:t>
             </w:r>
           </w:p>
         </w:tc>
@@ -7986,7 +8428,7 @@
                 <w:color w:val="4A3A2C"/>
                 <w:sz w:val="17"/>
               </w:rPr>
-              <w:t>Elevé: Cold Plunge</w:t>
+              <w:t>Sound Healing</w:t>
             </w:r>
           </w:p>
         </w:tc>
@@ -8092,7 +8534,7 @@
                 <w:color w:val="4A3A2C"/>
                 <w:sz w:val="17"/>
               </w:rPr>
-              <w:t>Guided Breathwork</w:t>
+              <w:t>Healer consultation and packages</w:t>
             </w:r>
           </w:p>
         </w:tc>
@@ -8159,6 +8601,113 @@
         <w:tc>
           <w:tcPr>
             <w:tcW w:type="dxa" w:w="1882"/>
+          </w:tcPr>
+          <w:p>
+            <w:pPr>
+              <w:spacing w:before="40" w:after="40" w:line="276" w:lineRule="auto"/>
+            </w:pPr>
+            <w:r>
+              <w:rPr>
+                <w:rFonts w:ascii="Jost" w:hAnsi="Jost" w:cs="Jost" w:eastAsia="Jost"/>
+                <w:b w:val="0"/>
+                <w:i w:val="0"/>
+                <w:color w:val="4A3A2C"/>
+                <w:sz w:val="17"/>
+              </w:rPr>
+              <w:t>__________</w:t>
+            </w:r>
+          </w:p>
+        </w:tc>
+      </w:tr>
+      <w:tr>
+        <w:tc>
+          <w:tcPr>
+            <w:tcW w:type="dxa" w:w="1882"/>
+            <w:shd w:val="clear" w:color="auto" w:fill="FBF5EE"/>
+          </w:tcPr>
+          <w:p>
+            <w:pPr>
+              <w:spacing w:before="40" w:after="40" w:line="276" w:lineRule="auto"/>
+            </w:pPr>
+            <w:r>
+              <w:rPr>
+                <w:rFonts w:ascii="Jost" w:hAnsi="Jost" w:cs="Jost" w:eastAsia="Jost"/>
+                <w:b w:val="0"/>
+                <w:i w:val="0"/>
+                <w:color w:val="4A3A2C"/>
+                <w:sz w:val="17"/>
+              </w:rPr>
+              <w:t>Booking system, WhatsApp and payments</w:t>
+            </w:r>
+          </w:p>
+        </w:tc>
+        <w:tc>
+          <w:tcPr>
+            <w:tcW w:type="dxa" w:w="1882"/>
+            <w:shd w:val="clear" w:color="auto" w:fill="FBF5EE"/>
+          </w:tcPr>
+          <w:p>
+            <w:pPr>
+              <w:spacing w:before="40" w:after="40" w:line="276" w:lineRule="auto"/>
+            </w:pPr>
+            <w:r>
+              <w:rPr>
+                <w:rFonts w:ascii="Jost" w:hAnsi="Jost" w:cs="Jost" w:eastAsia="Jost"/>
+                <w:b w:val="0"/>
+                <w:i w:val="0"/>
+                <w:color w:val="4A3A2C"/>
+                <w:sz w:val="17"/>
+              </w:rPr>
+              <w:t>__________</w:t>
+            </w:r>
+          </w:p>
+        </w:tc>
+        <w:tc>
+          <w:tcPr>
+            <w:tcW w:type="dxa" w:w="1882"/>
+            <w:shd w:val="clear" w:color="auto" w:fill="FBF5EE"/>
+          </w:tcPr>
+          <w:p>
+            <w:pPr>
+              <w:spacing w:before="40" w:after="40" w:line="276" w:lineRule="auto"/>
+            </w:pPr>
+            <w:r>
+              <w:rPr>
+                <w:rFonts w:ascii="Jost" w:hAnsi="Jost" w:cs="Jost" w:eastAsia="Jost"/>
+                <w:b w:val="0"/>
+                <w:i w:val="0"/>
+                <w:color w:val="4A3A2C"/>
+                <w:sz w:val="17"/>
+              </w:rPr>
+              <w:t>__________</w:t>
+            </w:r>
+          </w:p>
+        </w:tc>
+        <w:tc>
+          <w:tcPr>
+            <w:tcW w:type="dxa" w:w="1882"/>
+            <w:shd w:val="clear" w:color="auto" w:fill="FBF5EE"/>
+          </w:tcPr>
+          <w:p>
+            <w:pPr>
+              <w:spacing w:before="40" w:after="40" w:line="276" w:lineRule="auto"/>
+            </w:pPr>
+            <w:r>
+              <w:rPr>
+                <w:rFonts w:ascii="Jost" w:hAnsi="Jost" w:cs="Jost" w:eastAsia="Jost"/>
+                <w:b w:val="0"/>
+                <w:i w:val="0"/>
+                <w:color w:val="4A3A2C"/>
+                <w:sz w:val="17"/>
+              </w:rPr>
+              <w:t>__________</w:t>
+            </w:r>
+          </w:p>
+        </w:tc>
+        <w:tc>
+          <w:tcPr>
+            <w:tcW w:type="dxa" w:w="1882"/>
+            <w:shd w:val="clear" w:color="auto" w:fill="FBF5EE"/>
           </w:tcPr>
           <w:p>
             <w:pPr>
